--- a/PUBLISHED/biol-1/module_keys/module-08-cellular-genetics-keys-to-success.docx
+++ b/PUBLISHED/biol-1/module_keys/module-08-cellular-genetics-keys-to-success.docx
@@ -19,72 +19,57 @@
     </w:p>
     <w:p>
       <w:r>
-        <w:t>Describe the stages of the cell cycle (interphase, mitosis, cytokinesis)  Sequence and describe the phases of mitosis (PMAT)  Sequence and describe the phases of meiosis I and meiosis II  Compare and contrast mitosis and meiosis (purpose, products, ploidy)  Explain the three sources of genetic variation in meiosis  Describe chromosome structure: chromatin, chromosomes, sister chromatids, homologs  Explain cell cycle checkpoints and how their failure leads to cancer  Explain nondisjunction and its consequences (aneuploidy)   Key Terms to Know</w:t>
+        <w:t>Describe the stages of the cell cycle (interphase and mitosis)  List the phases of mitosis in order (PMAT)  Compare mitosis and meiosis  Explain how meiosis creates genetic diversity  Describe what happens when cell division goes wrong (cancer, nondisjunction)   The Big Picture</w:t>
       </w:r>
     </w:p>
     <w:p>
       <w:r>
-        <w:t>Chromosome Organization</w:t>
+        <w:t>Cells divide for two reasons: Mitosis = growth and repair (identical copies). Meiosis = making sex cells/gametes (unique combinations).</w:t>
       </w:r>
     </w:p>
     <w:p>
       <w:r>
-        <w:t>Chromatin — Loosely packed DNA + histone proteins (interphase form)  Chromosome — Tightly condensed chromatin (visible during division)  Sister Chromatids — Two identical copies of one chromosome, joined at the centromere (produced during S phase)  Centromere — Region where sister chromatids are attached  Homologous Chromosomes (Homologs) — Matching chromosome pairs (one from each parent); same genes, possibly different alleles  Diploid (2n) — Having two complete sets of chromosomes (somatic cells); humans: 2n = 46  Haploid (n) — Having one set of chromosomes (gametes); humans: n = 23  Autosome — Any chromosome that is not a sex chromosome (humans: 22 pairs)  Sex Chromosome — X and Y chromosomes that determine biological sex   Cell Cycle and Mitosis</w:t>
+        <w:t>Key Terms</w:t>
       </w:r>
     </w:p>
     <w:p>
       <w:r>
-        <w:t>Interphase — G₁ (growth) → S (DNA synthesis/replication) → G₂ (preparation for division)  Mitosis — Nuclear division: Prophase → Metaphase → Anaphase → Telophase (PMAT)  Cytokinesis — Division of the cytoplasm; animal cells: cleavage furrow; plant cells: cell plate  Spindle Fibers — Microtubules that move chromosomes during division  Centrioles — Organize spindle fibers in animal cells  Cell Plate — Structure that divides plant cells during cytokinesis  Cleavage Furrow — Pinching of cell membrane that divides animal cells   Meiosis</w:t>
+        <w:t>Chromosome Basics</w:t>
       </w:r>
     </w:p>
     <w:p>
       <w:r>
-        <w:t>Meiosis — Two-division process producing four haploid cells from one diploid cell  Synapsis — Pairing of homologous chromosomes during Prophase I  Tetrad (Bivalent) — The four-chromatid structure formed by synapsed homologs  Crossing Over — Exchange of DNA segments between non-sister chromatids of homologs during Prophase I  Independent Assortment — Random orientation of homologous pairs at Metaphase I  Random Fertilization — Any sperm can fertilize any egg → enormous combinatorial diversity  Nondisjunction — Failure of chromosomes to separate properly → aneuploidy  Aneuploidy — Abnormal chromosome number (e.g., trisomy 21 = Down syndrome)   Cancer</w:t>
+        <w:t>Chromatin — Loose DNA (what it looks like between divisions)  Chromosome — Tightly packed DNA (what it looks like during division)  Sister Chromatids — Two identical copies of one chromosome, joined at the centromere  Homologous Chromosomes — Matching pair (one from mom, one from dad); same genes, may have different alleles  Diploid (2n) — Two sets of chromosomes (body cells); humans: 2n = 46  Haploid (n) — One set of chromosomes (sex cells); humans: n = 23   Cell Cycle</w:t>
       </w:r>
     </w:p>
     <w:p>
       <w:r>
-        <w:t>Tumor Suppressor Gene — Gene that inhibits cell division (e.g., p53, Rb); loss → uncontrolled growth  Proto-oncogene — Normal gene promoting cell growth; mutation → oncogene (constitutively active)  Metastasis — Spread of cancer cells to other body sites   Mitosis: Phase by Phase</w:t>
+        <w:t>G₁ — Cell grows  S — DNA is copied (replicated)  G₂ — Cell prepares to divide  M Phase — Mitosis + cytokinesis   Mitosis (PMAT)</w:t>
       </w:r>
     </w:p>
     <w:p>
       <w:r>
-        <w:t>Phase  What Happens      Prophase  Chromatin condenses into chromosomes; nuclear envelope begins to break down; spindle forms    Metaphase  Chromosomes line up at the cell's equator (metaphase plate)    Anaphase  Sister chromatids separate and move to opposite poles    Telophase  Nuclear envelopes reform; chromosomes decondense; spindle disassembles    Cytokinesis  Cytoplasm divides → two identical diploid daughter cells     Meiosis: Phase by Phase</w:t>
+        <w:t>Phase  What Happens      Prophase  Chromosomes condense; nuclear envelope breaks down    Metaphase  Chromosomes line up in the Middle    Anaphase  Sister chromatids are pulled Apart    Telophase  Two new nuclei form; chromosomes relax    Cytokinesis  Cell splits in two      Animals: cleavage furrow (pinches)  Plants: cell plate (builds a wall)  Result: 2 identical diploid cells   Meiosis</w:t>
       </w:r>
     </w:p>
     <w:p>
       <w:r>
-        <w:t>Meiosis I — Reductional Division (2n → n)</w:t>
+        <w:t>Two rounds of division: Meiosis I and Meiosis II  Meiosis I — Homologs separate (reduction division)  Meiosis II — Sister chromatids separate (like mitosis)  Result: 4 unique haploid cells   Mitosis vs. Meiosis</w:t>
       </w:r>
     </w:p>
     <w:p>
       <w:r>
-        <w:t>Phase  What Happens      Prophase I  Homologs pair (synapsis) forming tetrads; crossing over occurs; nuclear envelope breaks down    Metaphase I  Homologous pairs line up at equator ( independent assortment — random orientation)    Anaphase I  Homologs separate (not sister chromatids); one homolog goes to each pole    Telophase I  Two haploid cells form; each has one chromosome from each homologous pair     Meiosis II — Equational Division (n → n)</w:t>
+        <w:t>Mitosis  Meiosis      Divisions  1  2    Daughter cells  2  4    Ploidy  Diploid (2n)  Haploid (n)    Identical to parent?  Yes  No    Purpose  Growth, repair  Make gametes    Crossing over?  No  Yes     Three Sources of Genetic Variation</w:t>
       </w:r>
     </w:p>
     <w:p>
       <w:r>
-        <w:t>Phase  What Happens      Prophase II  Chromosomes condense; spindle reforms    Metaphase II  Chromosomes line up at equator    Anaphase II  Sister chromatids separate    Telophase II  Four haploid daughter cells form — each is genetically unique     Mitosis vs. Meiosis: Key Comparison</w:t>
+        <w:t>Crossing over (Prophase I) — Homologs swap pieces of DNA  Independent assortment (Metaphase I) — Homologs line up randomly  Random fertilization — Any sperm + any egg   When Things Go Wrong</w:t>
       </w:r>
     </w:p>
     <w:p>
       <w:r>
-        <w:t>Feature  Mitosis  Meiosis      Divisions  1  2    Daughter Cells  2  4    Ploidy  Diploid (2n)  Haploid (n)    Genetic Result  Identical to parent  Genetically unique    Purpose  Growth, repair, asexual reproduction  Produce gametes (sex cells)    Crossing Over  No  Yes (Prophase I)    Independent Assortment  No  Yes (Metaphase I)     Three Sources of Genetic Variation in Meiosis</w:t>
-      </w:r>
-    </w:p>
-    <w:p>
-      <w:r>
-        <w:t>Crossing over (Prophase I) — Swaps DNA between homologs → new allele combinations  Independent assortment (Metaphase I) — Random orientation of each homologous pair → 2²³ = ~8.4 million combinations per gamete in humans  Random fertilization — Any sperm × any egg → 8.4 million × 8.4 million &gt; 70 trillion unique combinations   Cell Cycle Checkpoints and Cancer</w:t>
-      </w:r>
-    </w:p>
-    <w:p>
-      <w:r>
-        <w:t>G₁ Checkpoint — Is the cell large enough? Is DNA undamaged? Nutrients available?  G₂ Checkpoint — Is DNA replication complete? Any DNA damage?  M Checkpoint (Spindle Checkpoint) — Are all chromosomes properly attached to spindle fibers?   When checkpoints fail → uncontrolled cell division → cancer</w:t>
-      </w:r>
-    </w:p>
-    <w:p>
-      <w:r>
-        <w:t>Study Tips</w:t>
+        <w:t>Nondisjunction — Chromosomes don't separate correctly → wrong number of chromosomes  Aneuploidy — Having too many or too few chromosomes (e.g., Down syndrome = trisomy 21)  Cancer — Cell cycle checkpoints fail → uncontrolled cell division  p53 — A tumor suppressor protein; when it's mutated, cells don't stop dividing   Study Tips</w:t>
       </w:r>
     </w:p>
     <w:sectPr>

--- a/PUBLISHED/biol-1/module_keys/module-08-cellular-genetics-keys-to-success.docx
+++ b/PUBLISHED/biol-1/module_keys/module-08-cellular-genetics-keys-to-success.docx
@@ -3,11 +3,17 @@
 <w:document xmlns:wpc="http://schemas.microsoft.com/office/word/2010/wordprocessingCanvas" xmlns:mo="http://schemas.microsoft.com/office/mac/office/2008/main" xmlns:mc="http://schemas.openxmlformats.org/markup-compatibility/2006" xmlns:mv="urn:schemas-microsoft-com:mac:vml" xmlns:o="urn:schemas-microsoft-com:office:office" xmlns:r="http://schemas.openxmlformats.org/officeDocument/2006/relationships" xmlns:m="http://schemas.openxmlformats.org/officeDocument/2006/math" xmlns:v="urn:schemas-microsoft-com:vml" xmlns:wp14="http://schemas.microsoft.com/office/word/2010/wordprocessingDrawing" xmlns:wp="http://schemas.openxmlformats.org/drawingml/2006/wordprocessingDrawing" xmlns:w10="urn:schemas-microsoft-com:office:word" xmlns:w="http://schemas.openxmlformats.org/wordprocessingml/2006/main" xmlns:w14="http://schemas.microsoft.com/office/word/2010/wordml" xmlns:wpg="http://schemas.microsoft.com/office/word/2010/wordprocessingGroup" xmlns:wpi="http://schemas.microsoft.com/office/word/2010/wordprocessingInk" xmlns:wne="http://schemas.microsoft.com/office/word/2006/wordml" xmlns:wps="http://schemas.microsoft.com/office/word/2010/wordprocessingShape" mc:Ignorable="w14 wp14">
   <w:body>
     <w:p>
+      <w:pPr>
+        <w:pStyle w:val="Heading1"/>
+      </w:pPr>
       <w:r>
         <w:t>Module 8: Cellular Genetics — Keys to Success</w:t>
       </w:r>
     </w:p>
     <w:p>
+      <w:pPr>
+        <w:pStyle w:val="Heading2"/>
+      </w:pPr>
       <w:r>
         <w:t>Learning Objectives</w:t>
       </w:r>
@@ -19,57 +25,929 @@
     </w:p>
     <w:p>
       <w:r>
-        <w:t>Describe the stages of the cell cycle (interphase and mitosis)  List the phases of mitosis in order (PMAT)  Compare mitosis and meiosis  Explain how meiosis creates genetic diversity  Describe what happens when cell division goes wrong (cancer, nondisjunction)   The Big Picture</w:t>
+        <w:t xml:space="preserve">1. </w:t>
+      </w:r>
+      <w:r>
+        <w:t>Describe the stages of the cell cycle (interphase and mitosis)</w:t>
       </w:r>
     </w:p>
     <w:p>
       <w:r>
-        <w:t>Cells divide for two reasons: Mitosis = growth and repair (identical copies). Meiosis = making sex cells/gametes (unique combinations).</w:t>
+        <w:t xml:space="preserve">2. </w:t>
+      </w:r>
+      <w:r>
+        <w:t>List the phases of mitosis in order (PMAT)</w:t>
       </w:r>
     </w:p>
     <w:p>
+      <w:r>
+        <w:t xml:space="preserve">3. </w:t>
+      </w:r>
+      <w:r>
+        <w:t>Compare mitosis and meiosis</w:t>
+      </w:r>
+    </w:p>
+    <w:p>
+      <w:r>
+        <w:t xml:space="preserve">4. </w:t>
+      </w:r>
+      <w:r>
+        <w:t>Explain how meiosis creates genetic diversity</w:t>
+      </w:r>
+    </w:p>
+    <w:p>
+      <w:r>
+        <w:t xml:space="preserve">5. </w:t>
+      </w:r>
+      <w:r>
+        <w:t>Describe what happens when cell division goes wrong (cancer, nondisjunction)</w:t>
+      </w:r>
+    </w:p>
+    <w:p>
+      <w:pPr>
+        <w:pStyle w:val="Heading2"/>
+      </w:pPr>
+      <w:r>
+        <w:t>The Big Picture</w:t>
+      </w:r>
+    </w:p>
+    <w:p>
+      <w:r>
+        <w:br/>
+      </w:r>
+      <w:r>
+        <w:t xml:space="preserve">Cells divide for two reasons: </w:t>
+      </w:r>
+      <w:r>
+        <w:rPr>
+          <w:b/>
+        </w:rPr>
+        <w:t>Mitosis</w:t>
+      </w:r>
+      <w:r>
+        <w:t xml:space="preserve"> = growth and repair (identical copies). </w:t>
+      </w:r>
+      <w:r>
+        <w:rPr>
+          <w:b/>
+        </w:rPr>
+        <w:t>Meiosis</w:t>
+      </w:r>
+      <w:r>
+        <w:t xml:space="preserve"> = making sex cells/gametes (unique combinations).</w:t>
+      </w:r>
+    </w:p>
+    <w:p>
+      <w:pPr>
+        <w:pStyle w:val="Heading2"/>
+      </w:pPr>
       <w:r>
         <w:t>Key Terms</w:t>
       </w:r>
     </w:p>
     <w:p>
+      <w:pPr>
+        <w:pStyle w:val="Heading3"/>
+      </w:pPr>
       <w:r>
         <w:t>Chromosome Basics</w:t>
       </w:r>
     </w:p>
     <w:p>
       <w:r>
-        <w:t>Chromatin — Loose DNA (what it looks like between divisions)  Chromosome — Tightly packed DNA (what it looks like during division)  Sister Chromatids — Two identical copies of one chromosome, joined at the centromere  Homologous Chromosomes — Matching pair (one from mom, one from dad); same genes, may have different alleles  Diploid (2n) — Two sets of chromosomes (body cells); humans: 2n = 46  Haploid (n) — One set of chromosomes (sex cells); humans: n = 23   Cell Cycle</w:t>
+        <w:t xml:space="preserve">• </w:t>
+      </w:r>
+      <w:r>
+        <w:rPr>
+          <w:b/>
+        </w:rPr>
+        <w:t>Chromatin</w:t>
+      </w:r>
+      <w:r>
+        <w:t xml:space="preserve"> — Loose DNA (what it looks like between divisions)</w:t>
       </w:r>
     </w:p>
     <w:p>
       <w:r>
-        <w:t>G₁ — Cell grows  S — DNA is copied (replicated)  G₂ — Cell prepares to divide  M Phase — Mitosis + cytokinesis   Mitosis (PMAT)</w:t>
+        <w:t xml:space="preserve">• </w:t>
+      </w:r>
+      <w:r>
+        <w:rPr>
+          <w:b/>
+        </w:rPr>
+        <w:t>Chromosome</w:t>
+      </w:r>
+      <w:r>
+        <w:t xml:space="preserve"> — Tightly packed DNA (what it looks like during division)</w:t>
       </w:r>
     </w:p>
     <w:p>
       <w:r>
-        <w:t>Phase  What Happens      Prophase  Chromosomes condense; nuclear envelope breaks down    Metaphase  Chromosomes line up in the Middle    Anaphase  Sister chromatids are pulled Apart    Telophase  Two new nuclei form; chromosomes relax    Cytokinesis  Cell splits in two      Animals: cleavage furrow (pinches)  Plants: cell plate (builds a wall)  Result: 2 identical diploid cells   Meiosis</w:t>
+        <w:t xml:space="preserve">• </w:t>
+      </w:r>
+      <w:r>
+        <w:rPr>
+          <w:b/>
+        </w:rPr>
+        <w:t>Sister Chromatids</w:t>
+      </w:r>
+      <w:r>
+        <w:t xml:space="preserve"> — Two identical copies of one chromosome, joined at the centromere</w:t>
       </w:r>
     </w:p>
     <w:p>
       <w:r>
-        <w:t>Two rounds of division: Meiosis I and Meiosis II  Meiosis I — Homologs separate (reduction division)  Meiosis II — Sister chromatids separate (like mitosis)  Result: 4 unique haploid cells   Mitosis vs. Meiosis</w:t>
+        <w:t xml:space="preserve">• </w:t>
+      </w:r>
+      <w:r>
+        <w:rPr>
+          <w:b/>
+        </w:rPr>
+        <w:t>Homologous Chromosomes</w:t>
+      </w:r>
+      <w:r>
+        <w:t xml:space="preserve"> — Matching pair (one from mom, one from dad); same genes, may have different alleles</w:t>
       </w:r>
     </w:p>
     <w:p>
       <w:r>
-        <w:t>Mitosis  Meiosis      Divisions  1  2    Daughter cells  2  4    Ploidy  Diploid (2n)  Haploid (n)    Identical to parent?  Yes  No    Purpose  Growth, repair  Make gametes    Crossing over?  No  Yes     Three Sources of Genetic Variation</w:t>
+        <w:t xml:space="preserve">• </w:t>
+      </w:r>
+      <w:r>
+        <w:rPr>
+          <w:b/>
+        </w:rPr>
+        <w:t>Diploid (2n)</w:t>
+      </w:r>
+      <w:r>
+        <w:t xml:space="preserve"> — Two sets of chromosomes (body cells); humans: 2n = 46</w:t>
       </w:r>
     </w:p>
     <w:p>
       <w:r>
-        <w:t>Crossing over (Prophase I) — Homologs swap pieces of DNA  Independent assortment (Metaphase I) — Homologs line up randomly  Random fertilization — Any sperm + any egg   When Things Go Wrong</w:t>
+        <w:t xml:space="preserve">• </w:t>
+      </w:r>
+      <w:r>
+        <w:rPr>
+          <w:b/>
+        </w:rPr>
+        <w:t>Haploid (n)</w:t>
+      </w:r>
+      <w:r>
+        <w:t xml:space="preserve"> — One set of chromosomes (sex cells); humans: n = 23</w:t>
+      </w:r>
+    </w:p>
+    <w:p>
+      <w:pPr>
+        <w:pStyle w:val="Heading3"/>
+      </w:pPr>
+      <w:r>
+        <w:t>Cell Cycle</w:t>
       </w:r>
     </w:p>
     <w:p>
       <w:r>
-        <w:t>Nondisjunction — Chromosomes don't separate correctly → wrong number of chromosomes  Aneuploidy — Having too many or too few chromosomes (e.g., Down syndrome = trisomy 21)  Cancer — Cell cycle checkpoints fail → uncontrolled cell division  p53 — A tumor suppressor protein; when it's mutated, cells don't stop dividing   Study Tips</w:t>
+        <w:t xml:space="preserve">• </w:t>
+      </w:r>
+      <w:r>
+        <w:rPr>
+          <w:b/>
+        </w:rPr>
+        <w:t>G₁</w:t>
+      </w:r>
+      <w:r>
+        <w:t xml:space="preserve"> — Cell grows</w:t>
+      </w:r>
+    </w:p>
+    <w:p>
+      <w:r>
+        <w:t xml:space="preserve">• </w:t>
+      </w:r>
+      <w:r>
+        <w:rPr>
+          <w:b/>
+        </w:rPr>
+        <w:t>S</w:t>
+      </w:r>
+      <w:r>
+        <w:t xml:space="preserve"> — DNA is copied (replicated)</w:t>
+      </w:r>
+    </w:p>
+    <w:p>
+      <w:r>
+        <w:t xml:space="preserve">• </w:t>
+      </w:r>
+      <w:r>
+        <w:rPr>
+          <w:b/>
+        </w:rPr>
+        <w:t>G₂</w:t>
+      </w:r>
+      <w:r>
+        <w:t xml:space="preserve"> — Cell prepares to divide</w:t>
+      </w:r>
+    </w:p>
+    <w:p>
+      <w:r>
+        <w:t xml:space="preserve">• </w:t>
+      </w:r>
+      <w:r>
+        <w:rPr>
+          <w:b/>
+        </w:rPr>
+        <w:t>M Phase</w:t>
+      </w:r>
+      <w:r>
+        <w:t xml:space="preserve"> — Mitosis + cytokinesis</w:t>
+      </w:r>
+    </w:p>
+    <w:p>
+      <w:pPr>
+        <w:pStyle w:val="Heading3"/>
+      </w:pPr>
+      <w:r>
+        <w:t>Mitosis (PMAT)</w:t>
+      </w:r>
+    </w:p>
+    <w:tbl>
+      <w:tblPr>
+        <w:tblW w:type="auto" w:w="0"/>
+        <w:tblLook w:firstColumn="1" w:firstRow="1" w:lastColumn="0" w:lastRow="0" w:noHBand="0" w:noVBand="1" w:val="04A0"/>
+      </w:tblPr>
+      <w:tblGrid>
+        <w:gridCol w:w="4320"/>
+        <w:gridCol w:w="4320"/>
+      </w:tblGrid>
+      <w:tr>
+        <w:tc>
+          <w:tcPr>
+            <w:tcW w:type="dxa" w:w="4320"/>
+          </w:tcPr>
+          <w:p>
+            <w:r>
+              <w:t>Phase</w:t>
+            </w:r>
+          </w:p>
+        </w:tc>
+        <w:tc>
+          <w:tcPr>
+            <w:tcW w:type="dxa" w:w="4320"/>
+          </w:tcPr>
+          <w:p>
+            <w:r>
+              <w:t>What Happens</w:t>
+            </w:r>
+          </w:p>
+        </w:tc>
+      </w:tr>
+      <w:tr>
+        <w:tc>
+          <w:tcPr>
+            <w:tcW w:type="dxa" w:w="4320"/>
+          </w:tcPr>
+          <w:p>
+            <w:r>
+              <w:t>Prophase</w:t>
+            </w:r>
+          </w:p>
+        </w:tc>
+        <w:tc>
+          <w:tcPr>
+            <w:tcW w:type="dxa" w:w="4320"/>
+          </w:tcPr>
+          <w:p>
+            <w:r>
+              <w:t>Chromosomes condense; nuclear envelope breaks down</w:t>
+            </w:r>
+          </w:p>
+        </w:tc>
+      </w:tr>
+      <w:tr>
+        <w:tc>
+          <w:tcPr>
+            <w:tcW w:type="dxa" w:w="4320"/>
+          </w:tcPr>
+          <w:p>
+            <w:r>
+              <w:t>Metaphase</w:t>
+            </w:r>
+          </w:p>
+        </w:tc>
+        <w:tc>
+          <w:tcPr>
+            <w:tcW w:type="dxa" w:w="4320"/>
+          </w:tcPr>
+          <w:p>
+            <w:r>
+              <w:t>Chromosomes line up in the Middle</w:t>
+            </w:r>
+          </w:p>
+        </w:tc>
+      </w:tr>
+      <w:tr>
+        <w:tc>
+          <w:tcPr>
+            <w:tcW w:type="dxa" w:w="4320"/>
+          </w:tcPr>
+          <w:p>
+            <w:r>
+              <w:t>Anaphase</w:t>
+            </w:r>
+          </w:p>
+        </w:tc>
+        <w:tc>
+          <w:tcPr>
+            <w:tcW w:type="dxa" w:w="4320"/>
+          </w:tcPr>
+          <w:p>
+            <w:r>
+              <w:t>Sister chromatids are pulled Apart</w:t>
+            </w:r>
+          </w:p>
+        </w:tc>
+      </w:tr>
+      <w:tr>
+        <w:tc>
+          <w:tcPr>
+            <w:tcW w:type="dxa" w:w="4320"/>
+          </w:tcPr>
+          <w:p>
+            <w:r>
+              <w:t>Telophase</w:t>
+            </w:r>
+          </w:p>
+        </w:tc>
+        <w:tc>
+          <w:tcPr>
+            <w:tcW w:type="dxa" w:w="4320"/>
+          </w:tcPr>
+          <w:p>
+            <w:r>
+              <w:t>Two new nuclei form; chromosomes relax</w:t>
+            </w:r>
+          </w:p>
+        </w:tc>
+      </w:tr>
+      <w:tr>
+        <w:tc>
+          <w:tcPr>
+            <w:tcW w:type="dxa" w:w="4320"/>
+          </w:tcPr>
+          <w:p>
+            <w:r>
+              <w:t>Cytokinesis</w:t>
+            </w:r>
+          </w:p>
+        </w:tc>
+        <w:tc>
+          <w:tcPr>
+            <w:tcW w:type="dxa" w:w="4320"/>
+          </w:tcPr>
+          <w:p>
+            <w:r>
+              <w:t>Cell splits in two</w:t>
+            </w:r>
+          </w:p>
+        </w:tc>
+      </w:tr>
+    </w:tbl>
+    <w:p>
+      <w:r>
+        <w:t xml:space="preserve">• </w:t>
+      </w:r>
+      <w:r>
+        <w:t xml:space="preserve">Animals: </w:t>
+      </w:r>
+      <w:r>
+        <w:rPr>
+          <w:b/>
+        </w:rPr>
+        <w:t>cleavage furrow</w:t>
+      </w:r>
+      <w:r>
+        <w:t xml:space="preserve"> (pinches)</w:t>
+      </w:r>
+    </w:p>
+    <w:p>
+      <w:r>
+        <w:t xml:space="preserve">• </w:t>
+      </w:r>
+      <w:r>
+        <w:t xml:space="preserve">Plants: </w:t>
+      </w:r>
+      <w:r>
+        <w:rPr>
+          <w:b/>
+        </w:rPr>
+        <w:t>cell plate</w:t>
+      </w:r>
+      <w:r>
+        <w:t xml:space="preserve"> (builds a wall)</w:t>
+      </w:r>
+    </w:p>
+    <w:p>
+      <w:r>
+        <w:t xml:space="preserve">• </w:t>
+      </w:r>
+      <w:r>
+        <w:t xml:space="preserve">Result: </w:t>
+      </w:r>
+      <w:r>
+        <w:rPr>
+          <w:b/>
+        </w:rPr>
+        <w:t>2 identical diploid cells</w:t>
+      </w:r>
+    </w:p>
+    <w:p>
+      <w:pPr>
+        <w:pStyle w:val="Heading3"/>
+      </w:pPr>
+      <w:r>
+        <w:t>Meiosis</w:t>
+      </w:r>
+    </w:p>
+    <w:p>
+      <w:r>
+        <w:t xml:space="preserve">• </w:t>
+      </w:r>
+      <w:r>
+        <w:t>Two rounds of division: Meiosis I and Meiosis II</w:t>
+      </w:r>
+    </w:p>
+    <w:p>
+      <w:r>
+        <w:t xml:space="preserve">• </w:t>
+      </w:r>
+      <w:r>
+        <w:rPr>
+          <w:b/>
+        </w:rPr>
+        <w:t>Meiosis I</w:t>
+      </w:r>
+      <w:r>
+        <w:t xml:space="preserve"> — Homologs separate (reduction division)</w:t>
+      </w:r>
+    </w:p>
+    <w:p>
+      <w:r>
+        <w:t xml:space="preserve">• </w:t>
+      </w:r>
+      <w:r>
+        <w:rPr>
+          <w:b/>
+        </w:rPr>
+        <w:t>Meiosis II</w:t>
+      </w:r>
+      <w:r>
+        <w:t xml:space="preserve"> — Sister chromatids separate (like mitosis)</w:t>
+      </w:r>
+    </w:p>
+    <w:p>
+      <w:r>
+        <w:t xml:space="preserve">• </w:t>
+      </w:r>
+      <w:r>
+        <w:t xml:space="preserve">Result: </w:t>
+      </w:r>
+      <w:r>
+        <w:rPr>
+          <w:b/>
+        </w:rPr>
+        <w:t>4 unique haploid cells</w:t>
+      </w:r>
+    </w:p>
+    <w:p>
+      <w:pPr>
+        <w:pStyle w:val="Heading2"/>
+      </w:pPr>
+      <w:r>
+        <w:t>Mitosis vs. Meiosis</w:t>
+      </w:r>
+    </w:p>
+    <w:tbl>
+      <w:tblPr>
+        <w:tblW w:type="auto" w:w="0"/>
+        <w:tblLook w:firstColumn="1" w:firstRow="1" w:lastColumn="0" w:lastRow="0" w:noHBand="0" w:noVBand="1" w:val="04A0"/>
+      </w:tblPr>
+      <w:tblGrid>
+        <w:gridCol w:w="2880"/>
+        <w:gridCol w:w="2880"/>
+        <w:gridCol w:w="2880"/>
+      </w:tblGrid>
+      <w:tr>
+        <w:tc>
+          <w:tcPr>
+            <w:tcW w:type="dxa" w:w="2880"/>
+          </w:tcPr>
+          <w:p>
+            <w:r/>
+          </w:p>
+        </w:tc>
+        <w:tc>
+          <w:tcPr>
+            <w:tcW w:type="dxa" w:w="2880"/>
+          </w:tcPr>
+          <w:p>
+            <w:r>
+              <w:t>Mitosis</w:t>
+            </w:r>
+          </w:p>
+        </w:tc>
+        <w:tc>
+          <w:tcPr>
+            <w:tcW w:type="dxa" w:w="2880"/>
+          </w:tcPr>
+          <w:p>
+            <w:r>
+              <w:t>Meiosis</w:t>
+            </w:r>
+          </w:p>
+        </w:tc>
+      </w:tr>
+      <w:tr>
+        <w:tc>
+          <w:tcPr>
+            <w:tcW w:type="dxa" w:w="2880"/>
+          </w:tcPr>
+          <w:p>
+            <w:r>
+              <w:t>Divisions</w:t>
+            </w:r>
+          </w:p>
+        </w:tc>
+        <w:tc>
+          <w:tcPr>
+            <w:tcW w:type="dxa" w:w="2880"/>
+          </w:tcPr>
+          <w:p>
+            <w:r>
+              <w:t>1</w:t>
+            </w:r>
+          </w:p>
+        </w:tc>
+        <w:tc>
+          <w:tcPr>
+            <w:tcW w:type="dxa" w:w="2880"/>
+          </w:tcPr>
+          <w:p>
+            <w:r>
+              <w:t>2</w:t>
+            </w:r>
+          </w:p>
+        </w:tc>
+      </w:tr>
+      <w:tr>
+        <w:tc>
+          <w:tcPr>
+            <w:tcW w:type="dxa" w:w="2880"/>
+          </w:tcPr>
+          <w:p>
+            <w:r>
+              <w:t>Daughter cells</w:t>
+            </w:r>
+          </w:p>
+        </w:tc>
+        <w:tc>
+          <w:tcPr>
+            <w:tcW w:type="dxa" w:w="2880"/>
+          </w:tcPr>
+          <w:p>
+            <w:r>
+              <w:t>2</w:t>
+            </w:r>
+          </w:p>
+        </w:tc>
+        <w:tc>
+          <w:tcPr>
+            <w:tcW w:type="dxa" w:w="2880"/>
+          </w:tcPr>
+          <w:p>
+            <w:r>
+              <w:t>4</w:t>
+            </w:r>
+          </w:p>
+        </w:tc>
+      </w:tr>
+      <w:tr>
+        <w:tc>
+          <w:tcPr>
+            <w:tcW w:type="dxa" w:w="2880"/>
+          </w:tcPr>
+          <w:p>
+            <w:r>
+              <w:t>Ploidy</w:t>
+            </w:r>
+          </w:p>
+        </w:tc>
+        <w:tc>
+          <w:tcPr>
+            <w:tcW w:type="dxa" w:w="2880"/>
+          </w:tcPr>
+          <w:p>
+            <w:r>
+              <w:t>Diploid (2n)</w:t>
+            </w:r>
+          </w:p>
+        </w:tc>
+        <w:tc>
+          <w:tcPr>
+            <w:tcW w:type="dxa" w:w="2880"/>
+          </w:tcPr>
+          <w:p>
+            <w:r>
+              <w:t>Haploid (n)</w:t>
+            </w:r>
+          </w:p>
+        </w:tc>
+      </w:tr>
+      <w:tr>
+        <w:tc>
+          <w:tcPr>
+            <w:tcW w:type="dxa" w:w="2880"/>
+          </w:tcPr>
+          <w:p>
+            <w:r>
+              <w:t>Identical to parent?</w:t>
+            </w:r>
+          </w:p>
+        </w:tc>
+        <w:tc>
+          <w:tcPr>
+            <w:tcW w:type="dxa" w:w="2880"/>
+          </w:tcPr>
+          <w:p>
+            <w:r>
+              <w:t>Yes</w:t>
+            </w:r>
+          </w:p>
+        </w:tc>
+        <w:tc>
+          <w:tcPr>
+            <w:tcW w:type="dxa" w:w="2880"/>
+          </w:tcPr>
+          <w:p>
+            <w:r>
+              <w:t>No</w:t>
+            </w:r>
+          </w:p>
+        </w:tc>
+      </w:tr>
+      <w:tr>
+        <w:tc>
+          <w:tcPr>
+            <w:tcW w:type="dxa" w:w="2880"/>
+          </w:tcPr>
+          <w:p>
+            <w:r>
+              <w:t>Purpose</w:t>
+            </w:r>
+          </w:p>
+        </w:tc>
+        <w:tc>
+          <w:tcPr>
+            <w:tcW w:type="dxa" w:w="2880"/>
+          </w:tcPr>
+          <w:p>
+            <w:r>
+              <w:t>Growth, repair</w:t>
+            </w:r>
+          </w:p>
+        </w:tc>
+        <w:tc>
+          <w:tcPr>
+            <w:tcW w:type="dxa" w:w="2880"/>
+          </w:tcPr>
+          <w:p>
+            <w:r>
+              <w:t>Make gametes</w:t>
+            </w:r>
+          </w:p>
+        </w:tc>
+      </w:tr>
+      <w:tr>
+        <w:tc>
+          <w:tcPr>
+            <w:tcW w:type="dxa" w:w="2880"/>
+          </w:tcPr>
+          <w:p>
+            <w:r>
+              <w:t>Crossing over?</w:t>
+            </w:r>
+          </w:p>
+        </w:tc>
+        <w:tc>
+          <w:tcPr>
+            <w:tcW w:type="dxa" w:w="2880"/>
+          </w:tcPr>
+          <w:p>
+            <w:r>
+              <w:t>No</w:t>
+            </w:r>
+          </w:p>
+        </w:tc>
+        <w:tc>
+          <w:tcPr>
+            <w:tcW w:type="dxa" w:w="2880"/>
+          </w:tcPr>
+          <w:p>
+            <w:r>
+              <w:t>Yes</w:t>
+            </w:r>
+          </w:p>
+        </w:tc>
+      </w:tr>
+    </w:tbl>
+    <w:p>
+      <w:pPr>
+        <w:pStyle w:val="Heading2"/>
+      </w:pPr>
+      <w:r>
+        <w:t>Three Sources of Genetic Variation</w:t>
+      </w:r>
+    </w:p>
+    <w:p>
+      <w:r>
+        <w:t xml:space="preserve">1. </w:t>
+      </w:r>
+      <w:r>
+        <w:rPr>
+          <w:b/>
+        </w:rPr>
+        <w:t>Crossing over</w:t>
+      </w:r>
+      <w:r>
+        <w:t xml:space="preserve"> (Prophase I) — Homologs swap pieces of DNA</w:t>
+      </w:r>
+    </w:p>
+    <w:p>
+      <w:r>
+        <w:t xml:space="preserve">2. </w:t>
+      </w:r>
+      <w:r>
+        <w:rPr>
+          <w:b/>
+        </w:rPr>
+        <w:t>Independent assortment</w:t>
+      </w:r>
+      <w:r>
+        <w:t xml:space="preserve"> (Metaphase I) — Homologs line up randomly</w:t>
+      </w:r>
+    </w:p>
+    <w:p>
+      <w:r>
+        <w:t xml:space="preserve">3. </w:t>
+      </w:r>
+      <w:r>
+        <w:rPr>
+          <w:b/>
+        </w:rPr>
+        <w:t>Random fertilization</w:t>
+      </w:r>
+      <w:r>
+        <w:t xml:space="preserve"> — Any sperm + any egg</w:t>
+      </w:r>
+    </w:p>
+    <w:p>
+      <w:pPr>
+        <w:pStyle w:val="Heading2"/>
+      </w:pPr>
+      <w:r>
+        <w:t>When Things Go Wrong</w:t>
+      </w:r>
+    </w:p>
+    <w:p>
+      <w:r>
+        <w:t xml:space="preserve">• </w:t>
+      </w:r>
+      <w:r>
+        <w:rPr>
+          <w:b/>
+        </w:rPr>
+        <w:t>Nondisjunction</w:t>
+      </w:r>
+      <w:r>
+        <w:t xml:space="preserve"> — Chromosomes don't separate correctly → wrong number of chromosomes</w:t>
+      </w:r>
+    </w:p>
+    <w:p>
+      <w:r>
+        <w:t xml:space="preserve">• </w:t>
+      </w:r>
+      <w:r>
+        <w:rPr>
+          <w:b/>
+        </w:rPr>
+        <w:t>Aneuploidy</w:t>
+      </w:r>
+      <w:r>
+        <w:t xml:space="preserve"> — Having too many or too few chromosomes (e.g., Down syndrome = trisomy 21)</w:t>
+      </w:r>
+    </w:p>
+    <w:p>
+      <w:r>
+        <w:t xml:space="preserve">• </w:t>
+      </w:r>
+      <w:r>
+        <w:rPr>
+          <w:b/>
+        </w:rPr>
+        <w:t>Cancer</w:t>
+      </w:r>
+      <w:r>
+        <w:t xml:space="preserve"> — Cell cycle checkpoints fail → uncontrolled cell division</w:t>
+      </w:r>
+    </w:p>
+    <w:p>
+      <w:r>
+        <w:t xml:space="preserve">• </w:t>
+      </w:r>
+      <w:r>
+        <w:rPr>
+          <w:b/>
+        </w:rPr>
+        <w:t>p53</w:t>
+      </w:r>
+      <w:r>
+        <w:t xml:space="preserve"> — A tumor suppressor protein; when it's mutated, cells don't stop dividing</w:t>
+      </w:r>
+    </w:p>
+    <w:p>
+      <w:pPr>
+        <w:pStyle w:val="Heading2"/>
+      </w:pPr>
+      <w:r>
+        <w:t>Study Tips</w:t>
+      </w:r>
+    </w:p>
+    <w:p>
+      <w:r>
+        <w:t xml:space="preserve">1. </w:t>
+      </w:r>
+      <w:r>
+        <w:rPr>
+          <w:b/>
+        </w:rPr>
+        <w:t>PMAT</w:t>
+      </w:r>
+      <w:r>
+        <w:t xml:space="preserve"> — Prophase, Metaphase, Anaphase, Telophase</w:t>
+      </w:r>
+    </w:p>
+    <w:p>
+      <w:r>
+        <w:t xml:space="preserve">2. </w:t>
+      </w:r>
+      <w:r>
+        <w:rPr>
+          <w:b/>
+        </w:rPr>
+        <w:t>"Homologs in I, Sisters in II"</w:t>
+      </w:r>
+      <w:r>
+        <w:t xml:space="preserve"> — What separates in each meiosis division</w:t>
+      </w:r>
+    </w:p>
+    <w:p>
+      <w:r>
+        <w:t xml:space="preserve">3. </w:t>
+      </w:r>
+      <w:r>
+        <w:rPr>
+          <w:b/>
+        </w:rPr>
+        <w:t>Draw it</w:t>
+      </w:r>
+      <w:r>
+        <w:t xml:space="preserve"> — Sketch a cell going through mitosis next to one going through meiosis</w:t>
+      </w:r>
+    </w:p>
+    <w:p>
+      <w:r>
+        <w:t xml:space="preserve">4. </w:t>
+      </w:r>
+      <w:r>
+        <w:rPr>
+          <w:b/>
+        </w:rPr>
+        <w:t>Think about WHY</w:t>
+      </w:r>
+      <w:r>
+        <w:t xml:space="preserve"> — Mitosis = copies, Meiosis = variety</w:t>
+      </w:r>
+    </w:p>
+    <w:p>
+      <w:r>
+        <w:t xml:space="preserve">5. </w:t>
+      </w:r>
+      <w:r>
+        <w:rPr>
+          <w:b/>
+        </w:rPr>
+        <w:t>Cancer = broken brakes</w:t>
+      </w:r>
+      <w:r>
+        <w:t xml:space="preserve"> — Checkpoints are the brakes; oncogenes are stuck accelerators</w:t>
       </w:r>
     </w:p>
     <w:sectPr>

--- a/PUBLISHED/biol-1/module_keys/module-08-cellular-genetics-keys-to-success.docx
+++ b/PUBLISHED/biol-1/module_keys/module-08-cellular-genetics-keys-to-success.docx
@@ -7,7 +7,7 @@
         <w:pStyle w:val="Heading1"/>
       </w:pPr>
       <w:r>
-        <w:t>Module 8: Cellular Genetics — Keys to Success</w:t>
+        <w:t>Module 8: Cellular Genetics - Keys to Success</w:t>
       </w:r>
     </w:p>
     <w:p>
@@ -28,7 +28,7 @@
         <w:t xml:space="preserve">1. </w:t>
       </w:r>
       <w:r>
-        <w:t>Describe the stages of the cell cycle (interphase and mitosis)</w:t>
+        <w:t>Relate chromosomes to DNA organization.</w:t>
       </w:r>
     </w:p>
     <w:p>
@@ -36,7 +36,7 @@
         <w:t xml:space="preserve">2. </w:t>
       </w:r>
       <w:r>
-        <w:t>List the phases of mitosis in order (PMAT)</w:t>
+        <w:t>Compare the purpose and products of mitosis and meiosis.</w:t>
       </w:r>
     </w:p>
     <w:p>
@@ -44,7 +44,7 @@
         <w:t xml:space="preserve">3. </w:t>
       </w:r>
       <w:r>
-        <w:t>Compare mitosis and meiosis</w:t>
+        <w:t>Explain how meiosis reduces chromosome number.</w:t>
       </w:r>
     </w:p>
     <w:p>
@@ -52,7 +52,7 @@
         <w:t xml:space="preserve">4. </w:t>
       </w:r>
       <w:r>
-        <w:t>Explain how meiosis creates genetic diversity</w:t>
+        <w:t>Describe how crossing over and independent assortment increase variation.</w:t>
       </w:r>
     </w:p>
     <w:p>
@@ -60,7 +60,7 @@
         <w:t xml:space="preserve">5. </w:t>
       </w:r>
       <w:r>
-        <w:t>Describe what happens when cell division goes wrong (cancer, nondisjunction)</w:t>
+        <w:t>Interpret chromosome number errors at an introductory level.</w:t>
       </w:r>
     </w:p>
     <w:p>
@@ -68,33 +68,47 @@
         <w:pStyle w:val="Heading2"/>
       </w:pPr>
       <w:r>
-        <w:t>The Big Picture</w:t>
+        <w:t>Topics</w:t>
       </w:r>
     </w:p>
     <w:p>
       <w:r>
-        <w:br/>
+        <w:t xml:space="preserve">• </w:t>
       </w:r>
       <w:r>
-        <w:t xml:space="preserve">Cells divide for two reasons: </w:t>
+        <w:t>Chromosomes and cell cycle</w:t>
+      </w:r>
+    </w:p>
+    <w:p>
+      <w:r>
+        <w:t xml:space="preserve">• </w:t>
       </w:r>
       <w:r>
-        <w:rPr>
-          <w:b/>
-        </w:rPr>
-        <w:t>Mitosis</w:t>
+        <w:t>Mitosis for growth and repair</w:t>
+      </w:r>
+    </w:p>
+    <w:p>
+      <w:r>
+        <w:t xml:space="preserve">• </w:t>
       </w:r>
       <w:r>
-        <w:t xml:space="preserve"> = growth and repair (identical copies). </w:t>
+        <w:t>Meiosis for gametes</w:t>
+      </w:r>
+    </w:p>
+    <w:p>
+      <w:r>
+        <w:t xml:space="preserve">• </w:t>
       </w:r>
       <w:r>
-        <w:rPr>
-          <w:b/>
-        </w:rPr>
-        <w:t>Meiosis</w:t>
+        <w:t>Variation from recombination and assortment</w:t>
+      </w:r>
+    </w:p>
+    <w:p>
+      <w:r>
+        <w:t xml:space="preserve">• </w:t>
       </w:r>
       <w:r>
-        <w:t xml:space="preserve"> = making sex cells/gametes (unique combinations).</w:t>
+        <w:t>Errors and genetic consequences</w:t>
       </w:r>
     </w:p>
     <w:p>
@@ -102,29 +116,7 @@
         <w:pStyle w:val="Heading2"/>
       </w:pPr>
       <w:r>
-        <w:t>Key Terms</w:t>
-      </w:r>
-    </w:p>
-    <w:p>
-      <w:pPr>
-        <w:pStyle w:val="Heading3"/>
-      </w:pPr>
-      <w:r>
-        <w:t>Chromosome Basics</w:t>
-      </w:r>
-    </w:p>
-    <w:p>
-      <w:r>
-        <w:t xml:space="preserve">• </w:t>
-      </w:r>
-      <w:r>
-        <w:rPr>
-          <w:b/>
-        </w:rPr>
-        <w:t>Chromatin</w:t>
-      </w:r>
-      <w:r>
-        <w:t xml:space="preserve"> — Loose DNA (what it looks like between divisions)</w:t>
+        <w:t>Key Terms to Know</w:t>
       </w:r>
     </w:p>
     <w:p>
@@ -138,7 +130,7 @@
         <w:t>Chromosome</w:t>
       </w:r>
       <w:r>
-        <w:t xml:space="preserve"> — Tightly packed DNA (what it looks like during division)</w:t>
+        <w:t xml:space="preserve"> - DNA-protein structure carrying genes.</w:t>
       </w:r>
     </w:p>
     <w:p>
@@ -149,10 +141,10 @@
         <w:rPr>
           <w:b/>
         </w:rPr>
-        <w:t>Sister Chromatids</w:t>
+        <w:t>Cell cycle</w:t>
       </w:r>
       <w:r>
-        <w:t xml:space="preserve"> — Two identical copies of one chromosome, joined at the centromere</w:t>
+        <w:t xml:space="preserve"> - Ordered sequence of cell growth, DNA replication, and division.</w:t>
       </w:r>
     </w:p>
     <w:p>
@@ -163,10 +155,10 @@
         <w:rPr>
           <w:b/>
         </w:rPr>
-        <w:t>Homologous Chromosomes</w:t>
+        <w:t>Mitosis</w:t>
       </w:r>
       <w:r>
-        <w:t xml:space="preserve"> — Matching pair (one from mom, one from dad); same genes, may have different alleles</w:t>
+        <w:t xml:space="preserve"> - Nuclear division producing identical daughter nuclei.</w:t>
       </w:r>
     </w:p>
     <w:p>
@@ -177,10 +169,10 @@
         <w:rPr>
           <w:b/>
         </w:rPr>
-        <w:t>Diploid (2n)</w:t>
+        <w:t>Meiosis</w:t>
       </w:r>
       <w:r>
-        <w:t xml:space="preserve"> — Two sets of chromosomes (body cells); humans: 2n = 46</w:t>
+        <w:t xml:space="preserve"> - Division process producing haploid gametes.</w:t>
       </w:r>
     </w:p>
     <w:p>
@@ -191,18 +183,10 @@
         <w:rPr>
           <w:b/>
         </w:rPr>
-        <w:t>Haploid (n)</w:t>
+        <w:t>Gamete</w:t>
       </w:r>
       <w:r>
-        <w:t xml:space="preserve"> — One set of chromosomes (sex cells); humans: n = 23</w:t>
-      </w:r>
-    </w:p>
-    <w:p>
-      <w:pPr>
-        <w:pStyle w:val="Heading3"/>
-      </w:pPr>
-      <w:r>
-        <w:t>Cell Cycle</w:t>
+        <w:t xml:space="preserve"> - Haploid reproductive cell.</w:t>
       </w:r>
     </w:p>
     <w:p>
@@ -213,10 +197,10 @@
         <w:rPr>
           <w:b/>
         </w:rPr>
-        <w:t>G₁</w:t>
+        <w:t>Crossing over</w:t>
       </w:r>
       <w:r>
-        <w:t xml:space="preserve"> — Cell grows</w:t>
+        <w:t xml:space="preserve"> - Exchange of DNA between homologous chromosomes.</w:t>
       </w:r>
     </w:p>
     <w:p>
@@ -227,593 +211,10 @@
         <w:rPr>
           <w:b/>
         </w:rPr>
-        <w:t>S</w:t>
-      </w:r>
-      <w:r>
-        <w:t xml:space="preserve"> — DNA is copied (replicated)</w:t>
-      </w:r>
-    </w:p>
-    <w:p>
-      <w:r>
-        <w:t xml:space="preserve">• </w:t>
-      </w:r>
-      <w:r>
-        <w:rPr>
-          <w:b/>
-        </w:rPr>
-        <w:t>G₂</w:t>
-      </w:r>
-      <w:r>
-        <w:t xml:space="preserve"> — Cell prepares to divide</w:t>
-      </w:r>
-    </w:p>
-    <w:p>
-      <w:r>
-        <w:t xml:space="preserve">• </w:t>
-      </w:r>
-      <w:r>
-        <w:rPr>
-          <w:b/>
-        </w:rPr>
-        <w:t>M Phase</w:t>
-      </w:r>
-      <w:r>
-        <w:t xml:space="preserve"> — Mitosis + cytokinesis</w:t>
-      </w:r>
-    </w:p>
-    <w:p>
-      <w:pPr>
-        <w:pStyle w:val="Heading3"/>
-      </w:pPr>
-      <w:r>
-        <w:t>Mitosis (PMAT)</w:t>
-      </w:r>
-    </w:p>
-    <w:tbl>
-      <w:tblPr>
-        <w:tblW w:type="auto" w:w="0"/>
-        <w:tblLook w:firstColumn="1" w:firstRow="1" w:lastColumn="0" w:lastRow="0" w:noHBand="0" w:noVBand="1" w:val="04A0"/>
-      </w:tblPr>
-      <w:tblGrid>
-        <w:gridCol w:w="4320"/>
-        <w:gridCol w:w="4320"/>
-      </w:tblGrid>
-      <w:tr>
-        <w:tc>
-          <w:tcPr>
-            <w:tcW w:type="dxa" w:w="4320"/>
-          </w:tcPr>
-          <w:p>
-            <w:r>
-              <w:t>Phase</w:t>
-            </w:r>
-          </w:p>
-        </w:tc>
-        <w:tc>
-          <w:tcPr>
-            <w:tcW w:type="dxa" w:w="4320"/>
-          </w:tcPr>
-          <w:p>
-            <w:r>
-              <w:t>What Happens</w:t>
-            </w:r>
-          </w:p>
-        </w:tc>
-      </w:tr>
-      <w:tr>
-        <w:tc>
-          <w:tcPr>
-            <w:tcW w:type="dxa" w:w="4320"/>
-          </w:tcPr>
-          <w:p>
-            <w:r>
-              <w:t>Prophase</w:t>
-            </w:r>
-          </w:p>
-        </w:tc>
-        <w:tc>
-          <w:tcPr>
-            <w:tcW w:type="dxa" w:w="4320"/>
-          </w:tcPr>
-          <w:p>
-            <w:r>
-              <w:t>Chromosomes condense; nuclear envelope breaks down</w:t>
-            </w:r>
-          </w:p>
-        </w:tc>
-      </w:tr>
-      <w:tr>
-        <w:tc>
-          <w:tcPr>
-            <w:tcW w:type="dxa" w:w="4320"/>
-          </w:tcPr>
-          <w:p>
-            <w:r>
-              <w:t>Metaphase</w:t>
-            </w:r>
-          </w:p>
-        </w:tc>
-        <w:tc>
-          <w:tcPr>
-            <w:tcW w:type="dxa" w:w="4320"/>
-          </w:tcPr>
-          <w:p>
-            <w:r>
-              <w:t>Chromosomes line up in the Middle</w:t>
-            </w:r>
-          </w:p>
-        </w:tc>
-      </w:tr>
-      <w:tr>
-        <w:tc>
-          <w:tcPr>
-            <w:tcW w:type="dxa" w:w="4320"/>
-          </w:tcPr>
-          <w:p>
-            <w:r>
-              <w:t>Anaphase</w:t>
-            </w:r>
-          </w:p>
-        </w:tc>
-        <w:tc>
-          <w:tcPr>
-            <w:tcW w:type="dxa" w:w="4320"/>
-          </w:tcPr>
-          <w:p>
-            <w:r>
-              <w:t>Sister chromatids are pulled Apart</w:t>
-            </w:r>
-          </w:p>
-        </w:tc>
-      </w:tr>
-      <w:tr>
-        <w:tc>
-          <w:tcPr>
-            <w:tcW w:type="dxa" w:w="4320"/>
-          </w:tcPr>
-          <w:p>
-            <w:r>
-              <w:t>Telophase</w:t>
-            </w:r>
-          </w:p>
-        </w:tc>
-        <w:tc>
-          <w:tcPr>
-            <w:tcW w:type="dxa" w:w="4320"/>
-          </w:tcPr>
-          <w:p>
-            <w:r>
-              <w:t>Two new nuclei form; chromosomes relax</w:t>
-            </w:r>
-          </w:p>
-        </w:tc>
-      </w:tr>
-      <w:tr>
-        <w:tc>
-          <w:tcPr>
-            <w:tcW w:type="dxa" w:w="4320"/>
-          </w:tcPr>
-          <w:p>
-            <w:r>
-              <w:t>Cytokinesis</w:t>
-            </w:r>
-          </w:p>
-        </w:tc>
-        <w:tc>
-          <w:tcPr>
-            <w:tcW w:type="dxa" w:w="4320"/>
-          </w:tcPr>
-          <w:p>
-            <w:r>
-              <w:t>Cell splits in two</w:t>
-            </w:r>
-          </w:p>
-        </w:tc>
-      </w:tr>
-    </w:tbl>
-    <w:p>
-      <w:r>
-        <w:t xml:space="preserve">• </w:t>
-      </w:r>
-      <w:r>
-        <w:t xml:space="preserve">Animals: </w:t>
-      </w:r>
-      <w:r>
-        <w:rPr>
-          <w:b/>
-        </w:rPr>
-        <w:t>cleavage furrow</w:t>
-      </w:r>
-      <w:r>
-        <w:t xml:space="preserve"> (pinches)</w:t>
-      </w:r>
-    </w:p>
-    <w:p>
-      <w:r>
-        <w:t xml:space="preserve">• </w:t>
-      </w:r>
-      <w:r>
-        <w:t xml:space="preserve">Plants: </w:t>
-      </w:r>
-      <w:r>
-        <w:rPr>
-          <w:b/>
-        </w:rPr>
-        <w:t>cell plate</w:t>
-      </w:r>
-      <w:r>
-        <w:t xml:space="preserve"> (builds a wall)</w:t>
-      </w:r>
-    </w:p>
-    <w:p>
-      <w:r>
-        <w:t xml:space="preserve">• </w:t>
-      </w:r>
-      <w:r>
-        <w:t xml:space="preserve">Result: </w:t>
-      </w:r>
-      <w:r>
-        <w:rPr>
-          <w:b/>
-        </w:rPr>
-        <w:t>2 identical diploid cells</w:t>
-      </w:r>
-    </w:p>
-    <w:p>
-      <w:pPr>
-        <w:pStyle w:val="Heading3"/>
-      </w:pPr>
-      <w:r>
-        <w:t>Meiosis</w:t>
-      </w:r>
-    </w:p>
-    <w:p>
-      <w:r>
-        <w:t xml:space="preserve">• </w:t>
-      </w:r>
-      <w:r>
-        <w:t>Two rounds of division: Meiosis I and Meiosis II</w:t>
-      </w:r>
-    </w:p>
-    <w:p>
-      <w:r>
-        <w:t xml:space="preserve">• </w:t>
-      </w:r>
-      <w:r>
-        <w:rPr>
-          <w:b/>
-        </w:rPr>
-        <w:t>Meiosis I</w:t>
-      </w:r>
-      <w:r>
-        <w:t xml:space="preserve"> — Homologs separate (reduction division)</w:t>
-      </w:r>
-    </w:p>
-    <w:p>
-      <w:r>
-        <w:t xml:space="preserve">• </w:t>
-      </w:r>
-      <w:r>
-        <w:rPr>
-          <w:b/>
-        </w:rPr>
-        <w:t>Meiosis II</w:t>
-      </w:r>
-      <w:r>
-        <w:t xml:space="preserve"> — Sister chromatids separate (like mitosis)</w:t>
-      </w:r>
-    </w:p>
-    <w:p>
-      <w:r>
-        <w:t xml:space="preserve">• </w:t>
-      </w:r>
-      <w:r>
-        <w:t xml:space="preserve">Result: </w:t>
-      </w:r>
-      <w:r>
-        <w:rPr>
-          <w:b/>
-        </w:rPr>
-        <w:t>4 unique haploid cells</w:t>
-      </w:r>
-    </w:p>
-    <w:p>
-      <w:pPr>
-        <w:pStyle w:val="Heading2"/>
-      </w:pPr>
-      <w:r>
-        <w:t>Mitosis vs. Meiosis</w:t>
-      </w:r>
-    </w:p>
-    <w:tbl>
-      <w:tblPr>
-        <w:tblW w:type="auto" w:w="0"/>
-        <w:tblLook w:firstColumn="1" w:firstRow="1" w:lastColumn="0" w:lastRow="0" w:noHBand="0" w:noVBand="1" w:val="04A0"/>
-      </w:tblPr>
-      <w:tblGrid>
-        <w:gridCol w:w="2880"/>
-        <w:gridCol w:w="2880"/>
-        <w:gridCol w:w="2880"/>
-      </w:tblGrid>
-      <w:tr>
-        <w:tc>
-          <w:tcPr>
-            <w:tcW w:type="dxa" w:w="2880"/>
-          </w:tcPr>
-          <w:p>
-            <w:r/>
-          </w:p>
-        </w:tc>
-        <w:tc>
-          <w:tcPr>
-            <w:tcW w:type="dxa" w:w="2880"/>
-          </w:tcPr>
-          <w:p>
-            <w:r>
-              <w:t>Mitosis</w:t>
-            </w:r>
-          </w:p>
-        </w:tc>
-        <w:tc>
-          <w:tcPr>
-            <w:tcW w:type="dxa" w:w="2880"/>
-          </w:tcPr>
-          <w:p>
-            <w:r>
-              <w:t>Meiosis</w:t>
-            </w:r>
-          </w:p>
-        </w:tc>
-      </w:tr>
-      <w:tr>
-        <w:tc>
-          <w:tcPr>
-            <w:tcW w:type="dxa" w:w="2880"/>
-          </w:tcPr>
-          <w:p>
-            <w:r>
-              <w:t>Divisions</w:t>
-            </w:r>
-          </w:p>
-        </w:tc>
-        <w:tc>
-          <w:tcPr>
-            <w:tcW w:type="dxa" w:w="2880"/>
-          </w:tcPr>
-          <w:p>
-            <w:r>
-              <w:t>1</w:t>
-            </w:r>
-          </w:p>
-        </w:tc>
-        <w:tc>
-          <w:tcPr>
-            <w:tcW w:type="dxa" w:w="2880"/>
-          </w:tcPr>
-          <w:p>
-            <w:r>
-              <w:t>2</w:t>
-            </w:r>
-          </w:p>
-        </w:tc>
-      </w:tr>
-      <w:tr>
-        <w:tc>
-          <w:tcPr>
-            <w:tcW w:type="dxa" w:w="2880"/>
-          </w:tcPr>
-          <w:p>
-            <w:r>
-              <w:t>Daughter cells</w:t>
-            </w:r>
-          </w:p>
-        </w:tc>
-        <w:tc>
-          <w:tcPr>
-            <w:tcW w:type="dxa" w:w="2880"/>
-          </w:tcPr>
-          <w:p>
-            <w:r>
-              <w:t>2</w:t>
-            </w:r>
-          </w:p>
-        </w:tc>
-        <w:tc>
-          <w:tcPr>
-            <w:tcW w:type="dxa" w:w="2880"/>
-          </w:tcPr>
-          <w:p>
-            <w:r>
-              <w:t>4</w:t>
-            </w:r>
-          </w:p>
-        </w:tc>
-      </w:tr>
-      <w:tr>
-        <w:tc>
-          <w:tcPr>
-            <w:tcW w:type="dxa" w:w="2880"/>
-          </w:tcPr>
-          <w:p>
-            <w:r>
-              <w:t>Ploidy</w:t>
-            </w:r>
-          </w:p>
-        </w:tc>
-        <w:tc>
-          <w:tcPr>
-            <w:tcW w:type="dxa" w:w="2880"/>
-          </w:tcPr>
-          <w:p>
-            <w:r>
-              <w:t>Diploid (2n)</w:t>
-            </w:r>
-          </w:p>
-        </w:tc>
-        <w:tc>
-          <w:tcPr>
-            <w:tcW w:type="dxa" w:w="2880"/>
-          </w:tcPr>
-          <w:p>
-            <w:r>
-              <w:t>Haploid (n)</w:t>
-            </w:r>
-          </w:p>
-        </w:tc>
-      </w:tr>
-      <w:tr>
-        <w:tc>
-          <w:tcPr>
-            <w:tcW w:type="dxa" w:w="2880"/>
-          </w:tcPr>
-          <w:p>
-            <w:r>
-              <w:t>Identical to parent?</w:t>
-            </w:r>
-          </w:p>
-        </w:tc>
-        <w:tc>
-          <w:tcPr>
-            <w:tcW w:type="dxa" w:w="2880"/>
-          </w:tcPr>
-          <w:p>
-            <w:r>
-              <w:t>Yes</w:t>
-            </w:r>
-          </w:p>
-        </w:tc>
-        <w:tc>
-          <w:tcPr>
-            <w:tcW w:type="dxa" w:w="2880"/>
-          </w:tcPr>
-          <w:p>
-            <w:r>
-              <w:t>No</w:t>
-            </w:r>
-          </w:p>
-        </w:tc>
-      </w:tr>
-      <w:tr>
-        <w:tc>
-          <w:tcPr>
-            <w:tcW w:type="dxa" w:w="2880"/>
-          </w:tcPr>
-          <w:p>
-            <w:r>
-              <w:t>Purpose</w:t>
-            </w:r>
-          </w:p>
-        </w:tc>
-        <w:tc>
-          <w:tcPr>
-            <w:tcW w:type="dxa" w:w="2880"/>
-          </w:tcPr>
-          <w:p>
-            <w:r>
-              <w:t>Growth, repair</w:t>
-            </w:r>
-          </w:p>
-        </w:tc>
-        <w:tc>
-          <w:tcPr>
-            <w:tcW w:type="dxa" w:w="2880"/>
-          </w:tcPr>
-          <w:p>
-            <w:r>
-              <w:t>Make gametes</w:t>
-            </w:r>
-          </w:p>
-        </w:tc>
-      </w:tr>
-      <w:tr>
-        <w:tc>
-          <w:tcPr>
-            <w:tcW w:type="dxa" w:w="2880"/>
-          </w:tcPr>
-          <w:p>
-            <w:r>
-              <w:t>Crossing over?</w:t>
-            </w:r>
-          </w:p>
-        </w:tc>
-        <w:tc>
-          <w:tcPr>
-            <w:tcW w:type="dxa" w:w="2880"/>
-          </w:tcPr>
-          <w:p>
-            <w:r>
-              <w:t>No</w:t>
-            </w:r>
-          </w:p>
-        </w:tc>
-        <w:tc>
-          <w:tcPr>
-            <w:tcW w:type="dxa" w:w="2880"/>
-          </w:tcPr>
-          <w:p>
-            <w:r>
-              <w:t>Yes</w:t>
-            </w:r>
-          </w:p>
-        </w:tc>
-      </w:tr>
-    </w:tbl>
-    <w:p>
-      <w:pPr>
-        <w:pStyle w:val="Heading2"/>
-      </w:pPr>
-      <w:r>
-        <w:t>Three Sources of Genetic Variation</w:t>
-      </w:r>
-    </w:p>
-    <w:p>
-      <w:r>
-        <w:t xml:space="preserve">1. </w:t>
-      </w:r>
-      <w:r>
-        <w:rPr>
-          <w:b/>
-        </w:rPr>
-        <w:t>Crossing over</w:t>
-      </w:r>
-      <w:r>
-        <w:t xml:space="preserve"> (Prophase I) — Homologs swap pieces of DNA</w:t>
-      </w:r>
-    </w:p>
-    <w:p>
-      <w:r>
-        <w:t xml:space="preserve">2. </w:t>
-      </w:r>
-      <w:r>
-        <w:rPr>
-          <w:b/>
-        </w:rPr>
         <w:t>Independent assortment</w:t>
       </w:r>
       <w:r>
-        <w:t xml:space="preserve"> (Metaphase I) — Homologs line up randomly</w:t>
-      </w:r>
-    </w:p>
-    <w:p>
-      <w:r>
-        <w:t xml:space="preserve">3. </w:t>
-      </w:r>
-      <w:r>
-        <w:rPr>
-          <w:b/>
-        </w:rPr>
-        <w:t>Random fertilization</w:t>
-      </w:r>
-      <w:r>
-        <w:t xml:space="preserve"> — Any sperm + any egg</w:t>
-      </w:r>
-    </w:p>
-    <w:p>
-      <w:pPr>
-        <w:pStyle w:val="Heading2"/>
-      </w:pPr>
-      <w:r>
-        <w:t>When Things Go Wrong</w:t>
+        <w:t xml:space="preserve"> - Random orientation of chromosome pairs in meiosis.</w:t>
       </w:r>
     </w:p>
     <w:p>
@@ -827,49 +228,55 @@
         <w:t>Nondisjunction</w:t>
       </w:r>
       <w:r>
-        <w:t xml:space="preserve"> — Chromosomes don't separate correctly → wrong number of chromosomes</w:t>
+        <w:t xml:space="preserve"> - Failure of chromosomes to separate correctly.</w:t>
+      </w:r>
+    </w:p>
+    <w:p>
+      <w:pPr>
+        <w:pStyle w:val="Heading2"/>
+      </w:pPr>
+      <w:r>
+        <w:t>Core Contents</w:t>
       </w:r>
     </w:p>
     <w:p>
       <w:r>
-        <w:t xml:space="preserve">• </w:t>
+        <w:t xml:space="preserve">1. </w:t>
       </w:r>
       <w:r>
-        <w:rPr>
-          <w:b/>
-        </w:rPr>
-        <w:t>Aneuploidy</w:t>
-      </w:r>
-      <w:r>
-        <w:t xml:space="preserve"> — Having too many or too few chromosomes (e.g., Down syndrome = trisomy 21)</w:t>
+        <w:t>Chromosomes organize DNA so cells can divide accurately.</w:t>
       </w:r>
     </w:p>
     <w:p>
       <w:r>
-        <w:t xml:space="preserve">• </w:t>
+        <w:t xml:space="preserve">2. </w:t>
       </w:r>
       <w:r>
-        <w:rPr>
-          <w:b/>
-        </w:rPr>
-        <w:t>Cancer</w:t>
-      </w:r>
-      <w:r>
-        <w:t xml:space="preserve"> — Cell cycle checkpoints fail → uncontrolled cell division</w:t>
+        <w:t>Mitosis produces genetically identical daughter cells for growth and repair.</w:t>
       </w:r>
     </w:p>
     <w:p>
       <w:r>
-        <w:t xml:space="preserve">• </w:t>
+        <w:t xml:space="preserve">3. </w:t>
       </w:r>
       <w:r>
-        <w:rPr>
-          <w:b/>
-        </w:rPr>
-        <w:t>p53</w:t>
+        <w:t>Meiosis produces haploid gametes for sexual reproduction.</w:t>
+      </w:r>
+    </w:p>
+    <w:p>
+      <w:r>
+        <w:t xml:space="preserve">4. </w:t>
       </w:r>
       <w:r>
-        <w:t xml:space="preserve"> — A tumor suppressor protein; when it's mutated, cells don't stop dividing</w:t>
+        <w:t>Crossing over and independent assortment create genetic variation.</w:t>
+      </w:r>
+    </w:p>
+    <w:p>
+      <w:r>
+        <w:t xml:space="preserve">5. </w:t>
+      </w:r>
+      <w:r>
+        <w:t>Nondisjunction and other errors can change chromosome number.</w:t>
       </w:r>
     </w:p>
     <w:p>
@@ -885,13 +292,7 @@
         <w:t xml:space="preserve">1. </w:t>
       </w:r>
       <w:r>
-        <w:rPr>
-          <w:b/>
-        </w:rPr>
-        <w:t>PMAT</w:t>
-      </w:r>
-      <w:r>
-        <w:t xml:space="preserve"> — Prophase, Metaphase, Anaphase, Telophase</w:t>
+        <w:t>Start with the module's central claim before memorizing vocabulary.</w:t>
       </w:r>
     </w:p>
     <w:p>
@@ -899,13 +300,7 @@
         <w:t xml:space="preserve">2. </w:t>
       </w:r>
       <w:r>
-        <w:rPr>
-          <w:b/>
-        </w:rPr>
-        <w:t>"Homologs in I, Sisters in II"</w:t>
-      </w:r>
-      <w:r>
-        <w:t xml:space="preserve"> — What separates in each meiosis division</w:t>
+        <w:t>Use the same-numbered lab as the evidence check for the module.</w:t>
       </w:r>
     </w:p>
     <w:p>
@@ -913,13 +308,7 @@
         <w:t xml:space="preserve">3. </w:t>
       </w:r>
       <w:r>
-        <w:rPr>
-          <w:b/>
-        </w:rPr>
-        <w:t>Draw it</w:t>
-      </w:r>
-      <w:r>
-        <w:t xml:space="preserve"> — Sketch a cell going through mitosis next to one going through meiosis</w:t>
+        <w:t>Explain one mechanism in words, then redraw it as a simple diagram.</w:t>
       </w:r>
     </w:p>
     <w:p>
@@ -927,27 +316,58 @@
         <w:t xml:space="preserve">4. </w:t>
       </w:r>
       <w:r>
-        <w:rPr>
-          <w:b/>
-        </w:rPr>
-        <w:t>Think about WHY</w:t>
+        <w:t>Answer retrieval questions without notes, then revise with the terms list.</w:t>
       </w:r>
+    </w:p>
+    <w:p>
+      <w:pPr>
+        <w:pStyle w:val="Heading2"/>
+      </w:pPr>
       <w:r>
-        <w:t xml:space="preserve"> — Mitosis = copies, Meiosis = variety</w:t>
+        <w:t>Connected Lab</w:t>
       </w:r>
     </w:p>
     <w:p>
       <w:r>
-        <w:t xml:space="preserve">5. </w:t>
+        <w:t xml:space="preserve">• </w:t>
       </w:r>
       <w:r>
         <w:rPr>
-          <w:b/>
+          <w:rFonts w:ascii="Courier New" w:hAnsi="Courier New"/>
         </w:rPr>
-        <w:t>Cancer = broken brakes</w:t>
+        <w:t>lab-08_cellular-genetics.md</w:t>
+      </w:r>
+    </w:p>
+    <w:p>
+      <w:pPr>
+        <w:pStyle w:val="Heading2"/>
+      </w:pPr>
+      <w:r>
+        <w:t>Generated Visuals</w:t>
+      </w:r>
+    </w:p>
+    <w:p>
+      <w:r>
+        <w:t xml:space="preserve">• </w:t>
       </w:r>
       <w:r>
-        <w:t xml:space="preserve"> — Checkpoints are the brakes; oncogenes are stuck accelerators</w:t>
+        <w:t>Module 08: Cellular Genetics Concept Map</w:t>
+      </w:r>
+    </w:p>
+    <w:p>
+      <w:r>
+        <w:t xml:space="preserve">• </w:t>
+      </w:r>
+      <w:r>
+        <w:t>Module 08: Cellular Genetics Process Model</w:t>
+      </w:r>
+    </w:p>
+    <w:p>
+      <w:r>
+        <w:t xml:space="preserve">• </w:t>
+      </w:r>
+      <w:r>
+        <w:t>Module 08: Cellular Genetics Retrieval Card</w:t>
       </w:r>
     </w:p>
     <w:sectPr>
